--- a/servizio-offerte/template_offerta.docx
+++ b/servizio-offerte/template_offerta.docx
@@ -1593,7 +1593,7 @@
         <w:sz w:val="15"/>
         <w:szCs w:val="15"/>
       </w:rPr>
-      <w:t xml:space="preserve">FGB studio </w:t>
+      <w:t xml:space="preserve">{{ emittente_ragione_sociale }}</w:t>
     </w:r>
     <w:r>
       <w:rPr>
@@ -1604,7 +1604,7 @@
         <w:sz w:val="15"/>
         <w:szCs w:val="15"/>
       </w:rPr>
-      <w:t xml:space="preserve">* </w:t>
+      <w:t xml:space="preserve"/>
     </w:r>
     <w:r>
       <w:rPr>
@@ -1615,7 +1615,7 @@
         <w:sz w:val="15"/>
         <w:szCs w:val="15"/>
       </w:rPr>
-      <w:t>Zmyrna limited</w:t>
+      <w:t/>
     </w:r>
   </w:p>
   <w:p>
@@ -1639,7 +1639,7 @@
         <w:sz w:val="15"/>
         <w:szCs w:val="15"/>
       </w:rPr>
-      <w:t>3 The Shrubberies - George Lane - London E18 1BD - UK</w:t>
+      <w:t>{{ emittente_indirizzo }}</w:t>
     </w:r>
   </w:p>
   <w:p>
@@ -1662,7 +1662,7 @@
         <w:sz w:val="15"/>
         <w:szCs w:val="15"/>
       </w:rPr>
-      <w:t xml:space="preserve">VAT </w:t>
+      <w:t xml:space="preserve">{{ emittente_piva }}</w:t>
     </w:r>
     <w:r>
       <w:rPr>
@@ -1671,7 +1671,7 @@
         <w:sz w:val="15"/>
         <w:szCs w:val="15"/>
       </w:rPr>
-      <w:t>GB 215421643</w:t>
+      <w:t/>
     </w:r>
   </w:p>
 </w:ftr>
